--- a/src/templates/planilla-confidencial-victima-testigo.docx
+++ b/src/templates/planilla-confidencial-victima-testigo.docx
@@ -220,7 +220,7 @@
           <w:color w:val="000000"/>
           <w:u w:val="single"/>
         </w:rPr>
-        <w:t>BASE SAN FELIX</w:t>
+        <w:t>{{BASE_UNIDAD}}</w:t>
       </w:r>
     </w:p>
     <w:p>
